--- a/recursos/PTL_ACTA_CONST_3.docx
+++ b/recursos/PTL_ACTA_CONST_3.docx
@@ -6489,7 +6489,7 @@
     <w:lvl w:ilvl="0" w15:tentative="1">
       <w:start w:val="1"/>
       <w:numFmt w:val="bullet"/>
-      <w:lvlText w:val="–"/>
+      <w:lvlText w:val="·"/>
       <w:lvlJc w:val="left"/>
       <w:pPr>
         <w:spacing w:after="70" w:line="265"/>
